--- a/docs/deliverables/out/Drop-0_Setup_and_Data_Migration/BRD-13_Data_Migration/BIBS_Migration_BRD-13_Reconciliation_Approach_and_Signoff_v1.2.docx
+++ b/docs/deliverables/out/Drop-0_Setup_and_Data_Migration/BRD-13_Data_Migration/BIBS_Migration_BRD-13_Reconciliation_Approach_and_Signoff_v1.2.docx
@@ -7809,7 +7809,7 @@
       </w:r>
       <w:r>
         <w:rPr/>
-        <w:t>the trial balance is loaded as OPENING journals; its lines on the legacy control accounts (premium receivable, PR2307, DTIP, commission receivable, unrealised commission, deferred VAT, unapplied collections) are mapped to Migration Clearing instead of the legacy control accounts, because the opening entries build those balances in detail;</w:t>
+        <w:t>the trial balance is loaded as OPENING journals; its lines on the legacy control accounts (premium receivable, PR2307, DTIP, commission receivable, unrealised commission, deferred VAT, unapplied collections) are mapped to Migration Clearing instead of the legacy control accounts, because the opening entries create those balances in detail;</w:t>
       </w:r>
     </w:p>
     <w:p>
@@ -7841,7 +7841,7 @@
       <w:r>
         <w:drawing>
           <wp:inline xmlns:a="http://schemas.openxmlformats.org/drawingml/2006/main" xmlns:pic="http://schemas.openxmlformats.org/drawingml/2006/picture">
-            <wp:extent cx="5400000" cy="1976505"/>
+            <wp:extent cx="5400000" cy="1975872"/>
             <wp:docPr id="3" name="Picture 3"/>
             <wp:cNvGraphicFramePr>
               <a:graphicFrameLocks noChangeAspect="1"/>
@@ -7850,7 +7850,7 @@
               <a:graphicData uri="http://schemas.openxmlformats.org/drawingml/2006/picture">
                 <pic:pic>
                   <pic:nvPicPr>
-                    <pic:cNvPr id="0" name="dm_clearing.png"/>
+                    <pic:cNvPr id="0" name="dm_clearing_1003.jpg"/>
                     <pic:cNvPicPr/>
                   </pic:nvPicPr>
                   <pic:blipFill>
@@ -7862,7 +7862,7 @@
                   <pic:spPr>
                     <a:xfrm>
                       <a:off x="0" y="0"/>
-                      <a:ext cx="5400000" cy="1976505"/>
+                      <a:ext cx="5400000" cy="1975872"/>
                     </a:xfrm>
                     <a:prstGeom prst="rect"/>
                   </pic:spPr>
@@ -11599,7 +11599,7 @@
               <w:rPr>
                 <w:sz w:val="17"/>
               </w:rPr>
-              <w:t>Loader or mapping defect: fixed and rerun; never explained away</w:t>
+              <w:t>Loader or mapping issue: fixed and rerun; never explained away</w:t>
             </w:r>
           </w:p>
         </w:tc>
